--- a/PhamQuocThuan_6451071076_PageAPI.docx
+++ b/PhamQuocThuan_6451071076_PageAPI.docx
@@ -44,7 +44,6 @@
         <w:r>
           <w:rPr>
             <w:rStyle w:val="Hyperlink"/>
-            <w:lang w:val="en-US"/>
           </w:rPr>
           <w:t>https://github.com/quocthuan1007/PhamQuocThuan_6451071076_PageAPI</w:t>
         </w:r>
@@ -56,6 +55,19 @@
           <w:lang w:val="en-US"/>
         </w:rPr>
       </w:pPr>
+    </w:p>
+    <w:p>
+      <w:pPr>
+        <w:rPr>
+          <w:lang w:val="en-US"/>
+        </w:rPr>
+      </w:pPr>
+      <w:r>
+        <w:rPr>
+          <w:lang w:val="en-US"/>
+        </w:rPr>
+        <w:t>Phần 1</w:t>
+      </w:r>
     </w:p>
     <w:p>
       <w:pPr>
@@ -117,6 +129,55 @@
           <w:lang w:val="en-US"/>
         </w:rPr>
         <w:drawing>
+          <wp:inline distT="0" distB="0" distL="0" distR="0" wp14:anchorId="1CAE1585" wp14:editId="724206DA">
+            <wp:extent cx="5731510" cy="3219450"/>
+            <wp:effectExtent l="0" t="0" r="2540" b="0"/>
+            <wp:docPr id="2092121268" name="Picture 1"/>
+            <wp:cNvGraphicFramePr>
+              <a:graphicFrameLocks xmlns:a="http://schemas.openxmlformats.org/drawingml/2006/main" noChangeAspect="1"/>
+            </wp:cNvGraphicFramePr>
+            <a:graphic xmlns:a="http://schemas.openxmlformats.org/drawingml/2006/main">
+              <a:graphicData uri="http://schemas.openxmlformats.org/drawingml/2006/picture">
+                <pic:pic xmlns:pic="http://schemas.openxmlformats.org/drawingml/2006/picture">
+                  <pic:nvPicPr>
+                    <pic:cNvPr id="2092121268" name=""/>
+                    <pic:cNvPicPr/>
+                  </pic:nvPicPr>
+                  <pic:blipFill>
+                    <a:blip r:embed="rId6"/>
+                    <a:stretch>
+                      <a:fillRect/>
+                    </a:stretch>
+                  </pic:blipFill>
+                  <pic:spPr>
+                    <a:xfrm>
+                      <a:off x="0" y="0"/>
+                      <a:ext cx="5731510" cy="3219450"/>
+                    </a:xfrm>
+                    <a:prstGeom prst="rect">
+                      <a:avLst/>
+                    </a:prstGeom>
+                  </pic:spPr>
+                </pic:pic>
+              </a:graphicData>
+            </a:graphic>
+          </wp:inline>
+        </w:drawing>
+      </w:r>
+    </w:p>
+    <w:p>
+      <w:pPr>
+        <w:rPr>
+          <w:lang w:val="en-US"/>
+        </w:rPr>
+      </w:pPr>
+      <w:r>
+        <w:rPr>
+          <w:noProof/>
+          <w:lang w:val="en-US"/>
+        </w:rPr>
+        <w:lastRenderedPageBreak/>
+        <w:drawing>
           <wp:inline distT="0" distB="0" distL="0" distR="0" wp14:anchorId="603F803E" wp14:editId="78D4CEE2">
             <wp:extent cx="5731510" cy="3225800"/>
             <wp:effectExtent l="0" t="0" r="2540" b="0"/>
@@ -132,7 +193,7 @@
                     <pic:cNvPicPr/>
                   </pic:nvPicPr>
                   <pic:blipFill>
-                    <a:blip r:embed="rId6"/>
+                    <a:blip r:embed="rId7"/>
                     <a:stretch>
                       <a:fillRect/>
                     </a:stretch>
@@ -173,6 +234,12 @@
           <w:lang w:val="en-US"/>
         </w:rPr>
       </w:pPr>
+      <w:r>
+        <w:rPr>
+          <w:lang w:val="en-US"/>
+        </w:rPr>
+        <w:t>Phần 2</w:t>
+      </w:r>
     </w:p>
     <w:p>
       <w:pPr>
@@ -185,7 +252,6 @@
           <w:noProof/>
           <w:lang w:val="en-US"/>
         </w:rPr>
-        <w:lastRenderedPageBreak/>
         <w:drawing>
           <wp:inline distT="0" distB="0" distL="0" distR="0" wp14:anchorId="16D9B93B" wp14:editId="44E830D3">
             <wp:extent cx="5731510" cy="3222625"/>
@@ -199,53 +265,6 @@
                 <pic:pic xmlns:pic="http://schemas.openxmlformats.org/drawingml/2006/picture">
                   <pic:nvPicPr>
                     <pic:cNvPr id="1417507851" name=""/>
-                    <pic:cNvPicPr/>
-                  </pic:nvPicPr>
-                  <pic:blipFill>
-                    <a:blip r:embed="rId7"/>
-                    <a:stretch>
-                      <a:fillRect/>
-                    </a:stretch>
-                  </pic:blipFill>
-                  <pic:spPr>
-                    <a:xfrm>
-                      <a:off x="0" y="0"/>
-                      <a:ext cx="5731510" cy="3222625"/>
-                    </a:xfrm>
-                    <a:prstGeom prst="rect">
-                      <a:avLst/>
-                    </a:prstGeom>
-                  </pic:spPr>
-                </pic:pic>
-              </a:graphicData>
-            </a:graphic>
-          </wp:inline>
-        </w:drawing>
-      </w:r>
-    </w:p>
-    <w:p>
-      <w:pPr>
-        <w:rPr>
-          <w:lang w:val="en-US"/>
-        </w:rPr>
-      </w:pPr>
-      <w:r>
-        <w:rPr>
-          <w:lang w:val="en-US"/>
-        </w:rPr>
-        <w:drawing>
-          <wp:inline distT="0" distB="0" distL="0" distR="0" wp14:anchorId="3A3A19AD" wp14:editId="1B24FF8E">
-            <wp:extent cx="5731510" cy="3222625"/>
-            <wp:effectExtent l="0" t="0" r="2540" b="0"/>
-            <wp:docPr id="1355729120" name="Picture 1"/>
-            <wp:cNvGraphicFramePr>
-              <a:graphicFrameLocks xmlns:a="http://schemas.openxmlformats.org/drawingml/2006/main" noChangeAspect="1"/>
-            </wp:cNvGraphicFramePr>
-            <a:graphic xmlns:a="http://schemas.openxmlformats.org/drawingml/2006/main">
-              <a:graphicData uri="http://schemas.openxmlformats.org/drawingml/2006/picture">
-                <pic:pic xmlns:pic="http://schemas.openxmlformats.org/drawingml/2006/picture">
-                  <pic:nvPicPr>
-                    <pic:cNvPr id="1355729120" name=""/>
                     <pic:cNvPicPr/>
                   </pic:nvPicPr>
                   <pic:blipFill>
@@ -282,10 +301,10 @@
         </w:rPr>
         <w:lastRenderedPageBreak/>
         <w:drawing>
-          <wp:inline distT="0" distB="0" distL="0" distR="0" wp14:anchorId="10BB9AD7" wp14:editId="1C54DC0F">
+          <wp:inline distT="0" distB="0" distL="0" distR="0" wp14:anchorId="41D62A21" wp14:editId="5F579F3C">
             <wp:extent cx="5731510" cy="3222625"/>
             <wp:effectExtent l="0" t="0" r="2540" b="0"/>
-            <wp:docPr id="1413365587" name="Picture 1"/>
+            <wp:docPr id="532015611" name="Picture 1"/>
             <wp:cNvGraphicFramePr>
               <a:graphicFrameLocks xmlns:a="http://schemas.openxmlformats.org/drawingml/2006/main" noChangeAspect="1"/>
             </wp:cNvGraphicFramePr>
@@ -293,7 +312,7 @@
               <a:graphicData uri="http://schemas.openxmlformats.org/drawingml/2006/picture">
                 <pic:pic xmlns:pic="http://schemas.openxmlformats.org/drawingml/2006/picture">
                   <pic:nvPicPr>
-                    <pic:cNvPr id="1413365587" name=""/>
+                    <pic:cNvPr id="532015611" name=""/>
                     <pic:cNvPicPr/>
                   </pic:nvPicPr>
                   <pic:blipFill>
@@ -326,13 +345,14 @@
       </w:pPr>
       <w:r>
         <w:rPr>
+          <w:noProof/>
           <w:lang w:val="en-US"/>
         </w:rPr>
         <w:drawing>
-          <wp:inline distT="0" distB="0" distL="0" distR="0" wp14:anchorId="6B536080" wp14:editId="7D91C604">
+          <wp:inline distT="0" distB="0" distL="0" distR="0" wp14:anchorId="10BB9AD7" wp14:editId="1C54DC0F">
             <wp:extent cx="5731510" cy="3222625"/>
             <wp:effectExtent l="0" t="0" r="2540" b="0"/>
-            <wp:docPr id="1104718620" name="Picture 1"/>
+            <wp:docPr id="1413365587" name="Picture 1"/>
             <wp:cNvGraphicFramePr>
               <a:graphicFrameLocks xmlns:a="http://schemas.openxmlformats.org/drawingml/2006/main" noChangeAspect="1"/>
             </wp:cNvGraphicFramePr>
@@ -340,7 +360,7 @@
               <a:graphicData uri="http://schemas.openxmlformats.org/drawingml/2006/picture">
                 <pic:pic xmlns:pic="http://schemas.openxmlformats.org/drawingml/2006/picture">
                   <pic:nvPicPr>
-                    <pic:cNvPr id="1104718620" name=""/>
+                    <pic:cNvPr id="1413365587" name=""/>
                     <pic:cNvPicPr/>
                   </pic:nvPicPr>
                   <pic:blipFill>
@@ -373,14 +393,15 @@
       </w:pPr>
       <w:r>
         <w:rPr>
+          <w:noProof/>
           <w:lang w:val="en-US"/>
         </w:rPr>
         <w:lastRenderedPageBreak/>
         <w:drawing>
-          <wp:inline distT="0" distB="0" distL="0" distR="0" wp14:anchorId="4E882F0C" wp14:editId="374C7500">
+          <wp:inline distT="0" distB="0" distL="0" distR="0" wp14:anchorId="6B536080" wp14:editId="7D91C604">
             <wp:extent cx="5731510" cy="3222625"/>
             <wp:effectExtent l="0" t="0" r="2540" b="0"/>
-            <wp:docPr id="1983178973" name="Picture 1"/>
+            <wp:docPr id="1104718620" name="Picture 1"/>
             <wp:cNvGraphicFramePr>
               <a:graphicFrameLocks xmlns:a="http://schemas.openxmlformats.org/drawingml/2006/main" noChangeAspect="1"/>
             </wp:cNvGraphicFramePr>
@@ -388,7 +409,7 @@
               <a:graphicData uri="http://schemas.openxmlformats.org/drawingml/2006/picture">
                 <pic:pic xmlns:pic="http://schemas.openxmlformats.org/drawingml/2006/picture">
                   <pic:nvPicPr>
-                    <pic:cNvPr id="1983178973" name=""/>
+                    <pic:cNvPr id="1104718620" name=""/>
                     <pic:cNvPicPr/>
                   </pic:nvPicPr>
                   <pic:blipFill>
@@ -424,10 +445,10 @@
           <w:lang w:val="en-US"/>
         </w:rPr>
         <w:drawing>
-          <wp:inline distT="0" distB="0" distL="0" distR="0" wp14:anchorId="504F9884" wp14:editId="6ABB8E58">
+          <wp:inline distT="0" distB="0" distL="0" distR="0" wp14:anchorId="44EDF3EB" wp14:editId="7563DFD1">
             <wp:extent cx="5731510" cy="3222625"/>
             <wp:effectExtent l="0" t="0" r="2540" b="0"/>
-            <wp:docPr id="998088756" name="Picture 1"/>
+            <wp:docPr id="1448362269" name="Picture 1"/>
             <wp:cNvGraphicFramePr>
               <a:graphicFrameLocks xmlns:a="http://schemas.openxmlformats.org/drawingml/2006/main" noChangeAspect="1"/>
             </wp:cNvGraphicFramePr>
@@ -435,7 +456,7 @@
               <a:graphicData uri="http://schemas.openxmlformats.org/drawingml/2006/picture">
                 <pic:pic xmlns:pic="http://schemas.openxmlformats.org/drawingml/2006/picture">
                   <pic:nvPicPr>
-                    <pic:cNvPr id="998088756" name=""/>
+                    <pic:cNvPr id="1448362269" name=""/>
                     <pic:cNvPicPr/>
                   </pic:nvPicPr>
                   <pic:blipFill>
@@ -468,9 +489,58 @@
       </w:pPr>
       <w:r>
         <w:rPr>
+          <w:noProof/>
           <w:lang w:val="en-US"/>
         </w:rPr>
         <w:lastRenderedPageBreak/>
+        <w:drawing>
+          <wp:inline distT="0" distB="0" distL="0" distR="0" wp14:anchorId="504F9884" wp14:editId="6ABB8E58">
+            <wp:extent cx="5731510" cy="3222625"/>
+            <wp:effectExtent l="0" t="0" r="2540" b="0"/>
+            <wp:docPr id="998088756" name="Picture 1"/>
+            <wp:cNvGraphicFramePr>
+              <a:graphicFrameLocks xmlns:a="http://schemas.openxmlformats.org/drawingml/2006/main" noChangeAspect="1"/>
+            </wp:cNvGraphicFramePr>
+            <a:graphic xmlns:a="http://schemas.openxmlformats.org/drawingml/2006/main">
+              <a:graphicData uri="http://schemas.openxmlformats.org/drawingml/2006/picture">
+                <pic:pic xmlns:pic="http://schemas.openxmlformats.org/drawingml/2006/picture">
+                  <pic:nvPicPr>
+                    <pic:cNvPr id="998088756" name=""/>
+                    <pic:cNvPicPr/>
+                  </pic:nvPicPr>
+                  <pic:blipFill>
+                    <a:blip r:embed="rId13"/>
+                    <a:stretch>
+                      <a:fillRect/>
+                    </a:stretch>
+                  </pic:blipFill>
+                  <pic:spPr>
+                    <a:xfrm>
+                      <a:off x="0" y="0"/>
+                      <a:ext cx="5731510" cy="3222625"/>
+                    </a:xfrm>
+                    <a:prstGeom prst="rect">
+                      <a:avLst/>
+                    </a:prstGeom>
+                  </pic:spPr>
+                </pic:pic>
+              </a:graphicData>
+            </a:graphic>
+          </wp:inline>
+        </w:drawing>
+      </w:r>
+    </w:p>
+    <w:p>
+      <w:pPr>
+        <w:rPr>
+          <w:lang w:val="en-US"/>
+        </w:rPr>
+      </w:pPr>
+      <w:r>
+        <w:rPr>
+          <w:noProof/>
+          <w:lang w:val="en-US"/>
+        </w:rPr>
         <w:drawing>
           <wp:inline distT="0" distB="0" distL="0" distR="0" wp14:anchorId="0A5CCE51" wp14:editId="134A0ED5">
             <wp:extent cx="5731510" cy="3224530"/>
@@ -487,7 +557,7 @@
                     <pic:cNvPicPr/>
                   </pic:nvPicPr>
                   <pic:blipFill>
-                    <a:blip r:embed="rId13"/>
+                    <a:blip r:embed="rId14"/>
                     <a:stretch>
                       <a:fillRect/>
                     </a:stretch>
@@ -518,11 +588,12 @@
         <w:rPr>
           <w:lang w:val="en-US"/>
         </w:rPr>
+        <w:lastRenderedPageBreak/>
         <w:drawing>
-          <wp:inline distT="0" distB="0" distL="0" distR="0" wp14:anchorId="2710DD7F" wp14:editId="2E71D968">
-            <wp:extent cx="5731510" cy="3222625"/>
-            <wp:effectExtent l="0" t="0" r="2540" b="0"/>
-            <wp:docPr id="39657661" name="Picture 1"/>
+          <wp:inline distT="0" distB="0" distL="0" distR="0" wp14:anchorId="17B82577" wp14:editId="6C41246A">
+            <wp:extent cx="5731510" cy="3192780"/>
+            <wp:effectExtent l="0" t="0" r="2540" b="7620"/>
+            <wp:docPr id="876799642" name="Picture 1"/>
             <wp:cNvGraphicFramePr>
               <a:graphicFrameLocks xmlns:a="http://schemas.openxmlformats.org/drawingml/2006/main" noChangeAspect="1"/>
             </wp:cNvGraphicFramePr>
@@ -530,11 +601,11 @@
               <a:graphicData uri="http://schemas.openxmlformats.org/drawingml/2006/picture">
                 <pic:pic xmlns:pic="http://schemas.openxmlformats.org/drawingml/2006/picture">
                   <pic:nvPicPr>
-                    <pic:cNvPr id="39657661" name=""/>
+                    <pic:cNvPr id="876799642" name=""/>
                     <pic:cNvPicPr/>
                   </pic:nvPicPr>
                   <pic:blipFill>
-                    <a:blip r:embed="rId14"/>
+                    <a:blip r:embed="rId15"/>
                     <a:stretch>
                       <a:fillRect/>
                     </a:stretch>
@@ -542,7 +613,7 @@
                   <pic:spPr>
                     <a:xfrm>
                       <a:off x="0" y="0"/>
-                      <a:ext cx="5731510" cy="3222625"/>
+                      <a:ext cx="5731510" cy="3192780"/>
                     </a:xfrm>
                     <a:prstGeom prst="rect">
                       <a:avLst/>
@@ -1505,6 +1576,18 @@
       <w:shd w:val="clear" w:color="auto" w:fill="E1DFDD"/>
     </w:rPr>
   </w:style>
+  <w:style w:type="character" w:styleId="FollowedHyperlink">
+    <w:name w:val="FollowedHyperlink"/>
+    <w:basedOn w:val="DefaultParagraphFont"/>
+    <w:uiPriority w:val="99"/>
+    <w:semiHidden/>
+    <w:unhideWhenUsed/>
+    <w:rsid w:val="00F954FC"/>
+    <w:rPr>
+      <w:color w:val="954F72" w:themeColor="followedHyperlink"/>
+      <w:u w:val="single"/>
+    </w:rPr>
+  </w:style>
 </w:styles>
 </file>
 
